--- a/about/starpower-bible.docx
+++ b/about/starpower-bible.docx
@@ -468,7 +468,6 @@
         </w:rPr>
         <w:t xml:space="preserve"> (</w:t>
       </w:r>
-      <w:proofErr w:type="spellStart"/>
       <w:r>
         <w:rPr>
           <w:rFonts w:cstheme="minorHAnsi"/>
@@ -477,7 +476,6 @@
         </w:rPr>
         <w:t>StarPower</w:t>
       </w:r>
-      <w:proofErr w:type="spellEnd"/>
       <w:r>
         <w:rPr>
           <w:rFonts w:cstheme="minorHAnsi"/>
@@ -622,7 +620,6 @@
         </w:rPr>
         <w:t xml:space="preserve">explore the </w:t>
       </w:r>
-      <w:proofErr w:type="spellStart"/>
       <w:r>
         <w:rPr>
           <w:rFonts w:cstheme="minorHAnsi"/>
@@ -639,7 +636,6 @@
         </w:rPr>
         <w:t>iniverse</w:t>
       </w:r>
-      <w:proofErr w:type="spellEnd"/>
       <w:r>
         <w:rPr>
           <w:rFonts w:cstheme="minorHAnsi"/>
@@ -835,16 +831,7 @@
           <w:sz w:val="32"/>
           <w:szCs w:val="32"/>
         </w:rPr>
-        <w:t xml:space="preserve">cience is our </w:t>
-      </w:r>
-      <w:proofErr w:type="gramStart"/>
-      <w:r>
-        <w:rPr>
-          <w:rFonts w:cstheme="minorHAnsi"/>
-          <w:sz w:val="32"/>
-          <w:szCs w:val="32"/>
-        </w:rPr>
-        <w:t>superpower.</w:t>
+        <w:t>cience is our superpower.</w:t>
       </w:r>
       <w:r>
         <w:rPr>
@@ -854,7 +841,6 @@
         </w:rPr>
         <w:t>”</w:t>
       </w:r>
-      <w:proofErr w:type="gramEnd"/>
     </w:p>
     <w:p>
       <w:pPr>
@@ -1167,18 +1153,8 @@
           <w:sz w:val="32"/>
           <w:szCs w:val="32"/>
         </w:rPr>
-        <w:t>d</w:t>
-      </w:r>
-      <w:proofErr w:type="gramStart"/>
-      <w:r>
-        <w:rPr>
-          <w:rFonts w:cstheme="minorHAnsi"/>
-          <w:sz w:val="32"/>
-          <w:szCs w:val="32"/>
-        </w:rPr>
-        <w:t>: ???</w:t>
-      </w:r>
-      <w:proofErr w:type="gramEnd"/>
+        <w:t>d: ???</w:t>
+      </w:r>
     </w:p>
     <w:p>
       <w:pPr>
@@ -1273,7 +1249,7 @@
         </w:rPr>
         <w:lastRenderedPageBreak/>
         <w:drawing>
-          <wp:anchor distT="0" distB="0" distL="114300" distR="114300" simplePos="0" relativeHeight="251673600" behindDoc="1" locked="0" layoutInCell="1" allowOverlap="1" wp14:anchorId="36C7AC37" wp14:editId="027D8798">
+          <wp:anchor distT="0" distB="0" distL="114300" distR="114300" simplePos="0" relativeHeight="251673600" behindDoc="1" locked="0" layoutInCell="1" allowOverlap="1" wp14:anchorId="36C7AC37" wp14:editId="670F73C0">
             <wp:simplePos x="0" y="0"/>
             <wp:positionH relativeFrom="leftMargin">
               <wp:posOffset>66675</wp:posOffset>
@@ -1374,25 +1350,7 @@
           <w:sz w:val="30"/>
           <w:szCs w:val="30"/>
         </w:rPr>
-        <w:t xml:space="preserve"> is a pink axolotl salamander and Stardust’s sister. She roams the universe with her human friends, Aurora and Ray. Her magical ability is being able to enlarge to sizes bigger than stars and shrinking to be pocket-sized, as well as shapeshifting. She speaks by repeatedly saying “bubble.” She was born on </w:t>
-      </w:r>
-      <w:proofErr w:type="spellStart"/>
-      <w:r>
-        <w:rPr>
-          <w:rFonts w:cstheme="minorHAnsi"/>
-          <w:sz w:val="30"/>
-          <w:szCs w:val="30"/>
-        </w:rPr>
-        <w:t>Starmander</w:t>
-      </w:r>
-      <w:proofErr w:type="spellEnd"/>
-      <w:r>
-        <w:rPr>
-          <w:rFonts w:cstheme="minorHAnsi"/>
-          <w:sz w:val="30"/>
-          <w:szCs w:val="30"/>
-        </w:rPr>
-        <w:t xml:space="preserve"> Creek with her sister and other salamanders.</w:t>
+        <w:t xml:space="preserve"> is a pink axolotl salamander and Stardust’s sister. She roams the universe with her human friends, Aurora and Ray. Her magical ability is being able to enlarge to sizes bigger than stars and shrinking to be pocket-sized, as well as shapeshifting. She speaks by repeatedly saying “bubble.” She was born on Starmander Creek with her sister and other salamanders.</w:t>
       </w:r>
     </w:p>
     <w:p>
@@ -1496,43 +1454,7 @@
           <w:sz w:val="30"/>
           <w:szCs w:val="30"/>
         </w:rPr>
-        <w:t xml:space="preserve"> is a green mudpuppy salamander and </w:t>
-      </w:r>
-      <w:proofErr w:type="spellStart"/>
-      <w:r>
-        <w:rPr>
-          <w:rFonts w:cstheme="minorHAnsi"/>
-          <w:sz w:val="30"/>
-          <w:szCs w:val="30"/>
-        </w:rPr>
-        <w:t>StarPower’s</w:t>
-      </w:r>
-      <w:proofErr w:type="spellEnd"/>
-      <w:r>
-        <w:rPr>
-          <w:rFonts w:cstheme="minorHAnsi"/>
-          <w:sz w:val="30"/>
-          <w:szCs w:val="30"/>
-        </w:rPr>
-        <w:t xml:space="preserve"> sister. She lives in Friendship and pairs up with Ray. She speaks by repeatedly saying “twinkle.” She'll even tell yes by nodding or no by nodding side to side. To give directions, she would leave glitter on the screen. She was born on </w:t>
-      </w:r>
-      <w:proofErr w:type="spellStart"/>
-      <w:r>
-        <w:rPr>
-          <w:rFonts w:cstheme="minorHAnsi"/>
-          <w:sz w:val="30"/>
-          <w:szCs w:val="30"/>
-        </w:rPr>
-        <w:t>Starmander</w:t>
-      </w:r>
-      <w:proofErr w:type="spellEnd"/>
-      <w:r>
-        <w:rPr>
-          <w:rFonts w:cstheme="minorHAnsi"/>
-          <w:sz w:val="30"/>
-          <w:szCs w:val="30"/>
-        </w:rPr>
-        <w:t xml:space="preserve"> Creek with her sister and other salamanders.</w:t>
+        <w:t xml:space="preserve"> is a green mudpuppy salamander and StarPower’s sister. She lives in Friendship and pairs up with Ray. She speaks by repeatedly saying “twinkle.” She'll even tell yes by nodding or no by nodding side to side. To give directions, she would leave glitter on the screen. She was born on Starmander Creek with her sister and other salamanders.</w:t>
       </w:r>
     </w:p>
     <w:p>
@@ -1579,59 +1501,31 @@
           <w:sz w:val="30"/>
           <w:szCs w:val="30"/>
         </w:rPr>
-        <w:t xml:space="preserve">host and a Star Ranger in the Newton Knights. Born on the gas planet Bory Alice, she is the warm, enthusiastic partner of </w:t>
-      </w:r>
-      <w:proofErr w:type="spellStart"/>
-      <w:r>
-        <w:rPr>
-          <w:rFonts w:cstheme="minorHAnsi"/>
-          <w:sz w:val="30"/>
-          <w:szCs w:val="30"/>
-        </w:rPr>
-        <w:t>StarPower</w:t>
-      </w:r>
-      <w:proofErr w:type="spellEnd"/>
-      <w:r>
-        <w:rPr>
-          <w:rFonts w:cstheme="minorHAnsi"/>
-          <w:sz w:val="30"/>
-          <w:szCs w:val="30"/>
-        </w:rPr>
-        <w:t xml:space="preserve">. As </w:t>
-      </w:r>
-      <w:r>
-        <w:rPr>
-          <w:rFonts w:cstheme="minorHAnsi"/>
-          <w:sz w:val="30"/>
-          <w:szCs w:val="30"/>
-        </w:rPr>
-        <w:t>a Newt</w:t>
-      </w:r>
-      <w:r>
-        <w:rPr>
-          <w:rFonts w:cstheme="minorHAnsi"/>
-          <w:sz w:val="30"/>
-          <w:szCs w:val="30"/>
-        </w:rPr>
-        <w:t xml:space="preserve">, she engages directly with viewers to teach science and explore new </w:t>
-      </w:r>
-      <w:proofErr w:type="gramStart"/>
-      <w:r>
-        <w:rPr>
-          <w:rFonts w:cstheme="minorHAnsi"/>
-          <w:sz w:val="30"/>
-          <w:szCs w:val="30"/>
-        </w:rPr>
-        <w:t>worlds .</w:t>
-      </w:r>
-      <w:proofErr w:type="gramEnd"/>
-      <w:r>
-        <w:rPr>
-          <w:rFonts w:cstheme="minorHAnsi"/>
-          <w:sz w:val="30"/>
-          <w:szCs w:val="30"/>
-        </w:rPr>
-        <w:t xml:space="preserve"> She is known for her upbeat delivery and infectious joy that emphasizes accessibility and emotional connection.</w:t>
+        <w:t xml:space="preserve">host and a Star Ranger. Born on the gas planet Bory Alice, she is the warm, enthusiastic partner of StarPower. As </w:t>
+      </w:r>
+      <w:r>
+        <w:rPr>
+          <w:rFonts w:cstheme="minorHAnsi"/>
+          <w:sz w:val="30"/>
+          <w:szCs w:val="30"/>
+        </w:rPr>
+        <w:t xml:space="preserve">a </w:t>
+      </w:r>
+      <w:r>
+        <w:rPr>
+          <w:rFonts w:cstheme="minorHAnsi"/>
+          <w:sz w:val="30"/>
+          <w:szCs w:val="30"/>
+        </w:rPr>
+        <w:t>Star Ranger</w:t>
+      </w:r>
+      <w:r>
+        <w:rPr>
+          <w:rFonts w:cstheme="minorHAnsi"/>
+          <w:sz w:val="30"/>
+          <w:szCs w:val="30"/>
+        </w:rPr>
+        <w:t>, she engages directly with viewers to teach science and explore new worlds. She is known for her upbeat delivery and infectious joy that emphasizes accessibility and emotional connection.</w:t>
       </w:r>
     </w:p>
     <w:p>
@@ -1670,69 +1564,31 @@
           <w:sz w:val="30"/>
           <w:szCs w:val="30"/>
         </w:rPr>
-        <w:t xml:space="preserve"> human</w:t>
-      </w:r>
-      <w:r>
-        <w:rPr>
-          <w:rFonts w:cstheme="minorHAnsi"/>
-          <w:sz w:val="30"/>
-          <w:szCs w:val="30"/>
-        </w:rPr>
-        <w:t xml:space="preserve"> sidekick, the caregiver of Stardust, and an apprentice in the Newton Knights. Born on </w:t>
-      </w:r>
-      <w:proofErr w:type="spellStart"/>
-      <w:r>
-        <w:rPr>
-          <w:rFonts w:cstheme="minorHAnsi"/>
-          <w:sz w:val="30"/>
-          <w:szCs w:val="30"/>
-        </w:rPr>
-        <w:t>LaserMoon</w:t>
-      </w:r>
-      <w:proofErr w:type="spellEnd"/>
-      <w:r>
-        <w:rPr>
-          <w:rFonts w:cstheme="minorHAnsi"/>
-          <w:sz w:val="30"/>
-          <w:szCs w:val="30"/>
-        </w:rPr>
-        <w:t xml:space="preserve">, they often get ahead of themself on any adventure, inevitably getting stuck in a messy situation. They are </w:t>
-      </w:r>
-      <w:proofErr w:type="gramStart"/>
-      <w:r>
-        <w:rPr>
-          <w:rFonts w:cstheme="minorHAnsi"/>
-          <w:sz w:val="30"/>
-          <w:szCs w:val="30"/>
-        </w:rPr>
-        <w:t>an action</w:t>
-      </w:r>
-      <w:proofErr w:type="gramEnd"/>
-      <w:r>
-        <w:rPr>
-          <w:rFonts w:cstheme="minorHAnsi"/>
-          <w:sz w:val="30"/>
-          <w:szCs w:val="30"/>
-        </w:rPr>
-        <w:t xml:space="preserve">-adventure </w:t>
-      </w:r>
-      <w:proofErr w:type="gramStart"/>
-      <w:r>
-        <w:rPr>
-          <w:rFonts w:cstheme="minorHAnsi"/>
-          <w:sz w:val="30"/>
-          <w:szCs w:val="30"/>
-        </w:rPr>
-        <w:t>hero</w:t>
-      </w:r>
-      <w:proofErr w:type="gramEnd"/>
-      <w:r>
-        <w:rPr>
-          <w:rFonts w:cstheme="minorHAnsi"/>
-          <w:sz w:val="30"/>
-          <w:szCs w:val="30"/>
-        </w:rPr>
-        <w:t xml:space="preserve"> with a big heart. They hope to earn their Newton Badge one day to be a Star Ranger.</w:t>
+        <w:t xml:space="preserve"> </w:t>
+      </w:r>
+      <w:r>
+        <w:rPr>
+          <w:rFonts w:cstheme="minorHAnsi"/>
+          <w:sz w:val="30"/>
+          <w:szCs w:val="30"/>
+        </w:rPr>
+        <w:t>apprentice</w:t>
+      </w:r>
+      <w:r>
+        <w:rPr>
+          <w:rFonts w:cstheme="minorHAnsi"/>
+          <w:sz w:val="30"/>
+          <w:szCs w:val="30"/>
+        </w:rPr>
+        <w:t xml:space="preserve"> and</w:t>
+      </w:r>
+      <w:r>
+        <w:rPr>
+          <w:rFonts w:cstheme="minorHAnsi"/>
+          <w:sz w:val="30"/>
+          <w:szCs w:val="30"/>
+        </w:rPr>
+        <w:t xml:space="preserve"> the caregiver of Stardust. Born on LaserMoon, they often get ahead of themself on any adventure, inevitably getting stuck in a messy situation. They are an action-adventure hero with a big heart. They hope to earn their Newton Badge one day to be a Star Ranger.</w:t>
       </w:r>
     </w:p>
     <w:p>
@@ -1763,25 +1619,7 @@
           <w:sz w:val="30"/>
           <w:szCs w:val="30"/>
         </w:rPr>
-        <w:t xml:space="preserve"> is a cheerful rocket who transports their friends to distant worlds. In each episode, they land after the host sings “Rocket </w:t>
-      </w:r>
-      <w:proofErr w:type="spellStart"/>
-      <w:r>
-        <w:rPr>
-          <w:rFonts w:cstheme="minorHAnsi"/>
-          <w:sz w:val="30"/>
-          <w:szCs w:val="30"/>
-        </w:rPr>
-        <w:t>Zoop</w:t>
-      </w:r>
-      <w:proofErr w:type="spellEnd"/>
-      <w:r>
-        <w:rPr>
-          <w:rFonts w:cstheme="minorHAnsi"/>
-          <w:sz w:val="30"/>
-          <w:szCs w:val="30"/>
-        </w:rPr>
-        <w:t>.” Clay built them on a factory comet</w:t>
+        <w:t xml:space="preserve"> is a cheerful rocket who transports their friends to distant worlds. In each episode, they land after the host sings “Rocket Zoop.” Clay built them on a factory comet</w:t>
       </w:r>
       <w:r>
         <w:rPr>
@@ -1797,25 +1635,7 @@
           <w:sz w:val="30"/>
           <w:szCs w:val="30"/>
         </w:rPr>
-        <w:t xml:space="preserve"> </w:t>
-      </w:r>
-      <w:proofErr w:type="spellStart"/>
-      <w:r>
-        <w:rPr>
-          <w:rFonts w:cstheme="minorHAnsi"/>
-          <w:sz w:val="30"/>
-          <w:szCs w:val="30"/>
-        </w:rPr>
-        <w:t>Rocketland</w:t>
-      </w:r>
-      <w:proofErr w:type="spellEnd"/>
-      <w:r>
-        <w:rPr>
-          <w:rFonts w:cstheme="minorHAnsi"/>
-          <w:sz w:val="30"/>
-          <w:szCs w:val="30"/>
-        </w:rPr>
-        <w:t>.</w:t>
+        <w:t xml:space="preserve"> Rocketland.</w:t>
       </w:r>
     </w:p>
     <w:p>
@@ -1887,25 +1707,7 @@
           <w:sz w:val="30"/>
           <w:szCs w:val="30"/>
         </w:rPr>
-        <w:t xml:space="preserve"> is Ray’s cousin. He was the original caregiver of Stardust before returning to his home planet </w:t>
-      </w:r>
-      <w:proofErr w:type="spellStart"/>
-      <w:r>
-        <w:rPr>
-          <w:rFonts w:cstheme="minorHAnsi"/>
-          <w:sz w:val="30"/>
-          <w:szCs w:val="30"/>
-        </w:rPr>
-        <w:t>Ceramia</w:t>
-      </w:r>
-      <w:proofErr w:type="spellEnd"/>
-      <w:r>
-        <w:rPr>
-          <w:rFonts w:cstheme="minorHAnsi"/>
-          <w:sz w:val="30"/>
-          <w:szCs w:val="30"/>
-        </w:rPr>
-        <w:t xml:space="preserve"> to be a space mailman. He is a Star Ranger in the Newton Knights.</w:t>
+        <w:t xml:space="preserve"> is Ray’s cousin. He was the original caregiver of Stardust before returning to his home planet Ceramia to be a space mailman. He is a Star Ranger.</w:t>
       </w:r>
     </w:p>
     <w:p>
@@ -2174,43 +1976,7 @@
           <w:sz w:val="30"/>
           <w:szCs w:val="30"/>
         </w:rPr>
-        <w:t xml:space="preserve"> are cosmic salamanders, like Stardust and </w:t>
-      </w:r>
-      <w:proofErr w:type="spellStart"/>
-      <w:r>
-        <w:rPr>
-          <w:rFonts w:cstheme="minorHAnsi"/>
-          <w:sz w:val="30"/>
-          <w:szCs w:val="30"/>
-        </w:rPr>
-        <w:t>StarPower</w:t>
-      </w:r>
-      <w:proofErr w:type="spellEnd"/>
-      <w:r>
-        <w:rPr>
-          <w:rFonts w:cstheme="minorHAnsi"/>
-          <w:sz w:val="30"/>
-          <w:szCs w:val="30"/>
-        </w:rPr>
-        <w:t xml:space="preserve">. Most were also born and raised in </w:t>
-      </w:r>
-      <w:proofErr w:type="spellStart"/>
-      <w:r>
-        <w:rPr>
-          <w:rFonts w:cstheme="minorHAnsi"/>
-          <w:sz w:val="30"/>
-          <w:szCs w:val="30"/>
-        </w:rPr>
-        <w:t>Starmander</w:t>
-      </w:r>
-      <w:proofErr w:type="spellEnd"/>
-      <w:r>
-        <w:rPr>
-          <w:rFonts w:cstheme="minorHAnsi"/>
-          <w:sz w:val="30"/>
-          <w:szCs w:val="30"/>
-        </w:rPr>
-        <w:t xml:space="preserve"> Creek.</w:t>
+        <w:t xml:space="preserve"> are cosmic salamanders, like Stardust and StarPower. Most were also born and raised in Starmander Creek.</w:t>
       </w:r>
     </w:p>
     <w:p>
@@ -2686,25 +2452,7 @@
           <w:sz w:val="30"/>
           <w:szCs w:val="30"/>
         </w:rPr>
-        <w:t xml:space="preserve"> – a nebulous creek where cosmic salamanders like Stardust and </w:t>
-      </w:r>
-      <w:proofErr w:type="spellStart"/>
-      <w:r>
-        <w:rPr>
-          <w:rFonts w:cstheme="minorHAnsi"/>
-          <w:sz w:val="30"/>
-          <w:szCs w:val="30"/>
-        </w:rPr>
-        <w:t>StarPower</w:t>
-      </w:r>
-      <w:proofErr w:type="spellEnd"/>
-      <w:r>
-        <w:rPr>
-          <w:rFonts w:cstheme="minorHAnsi"/>
-          <w:sz w:val="30"/>
-          <w:szCs w:val="30"/>
-        </w:rPr>
-        <w:t xml:space="preserve"> hatched.</w:t>
+        <w:t xml:space="preserve"> – a nebulous creek where cosmic salamanders like Stardust and StarPower hatched.</w:t>
       </w:r>
     </w:p>
     <w:p>
@@ -3370,41 +3118,13 @@
         </w:rPr>
         <w:t xml:space="preserve"> </w:t>
       </w:r>
-      <w:proofErr w:type="spellStart"/>
-      <w:r>
-        <w:rPr>
-          <w:rFonts w:cstheme="minorHAnsi"/>
-          <w:sz w:val="32"/>
-          <w:szCs w:val="32"/>
-        </w:rPr>
-        <w:t>Farmoon</w:t>
-      </w:r>
-      <w:proofErr w:type="spellEnd"/>
-      <w:r>
-        <w:rPr>
-          <w:rFonts w:cstheme="minorHAnsi"/>
-          <w:sz w:val="32"/>
-          <w:szCs w:val="32"/>
-        </w:rPr>
-        <w:t xml:space="preserve"> or Planet </w:t>
-      </w:r>
-      <w:proofErr w:type="spellStart"/>
-      <w:r>
-        <w:rPr>
-          <w:rFonts w:cstheme="minorHAnsi"/>
-          <w:sz w:val="32"/>
-          <w:szCs w:val="32"/>
-        </w:rPr>
-        <w:t>O’Andy</w:t>
-      </w:r>
-      <w:proofErr w:type="spellEnd"/>
-      <w:r>
-        <w:rPr>
-          <w:rFonts w:cstheme="minorHAnsi"/>
-          <w:sz w:val="32"/>
-          <w:szCs w:val="32"/>
-        </w:rPr>
-        <w:t>)</w:t>
+      <w:r>
+        <w:rPr>
+          <w:rFonts w:cstheme="minorHAnsi"/>
+          <w:sz w:val="32"/>
+          <w:szCs w:val="32"/>
+        </w:rPr>
+        <w:t>Farmoon or Planet O’Andy)</w:t>
       </w:r>
       <w:r>
         <w:rPr>
@@ -3518,25 +3238,7 @@
           <w:sz w:val="32"/>
           <w:szCs w:val="32"/>
         </w:rPr>
-        <w:t xml:space="preserve"> sings the “Rocket </w:t>
-      </w:r>
-      <w:proofErr w:type="spellStart"/>
-      <w:r>
-        <w:rPr>
-          <w:rFonts w:cstheme="minorHAnsi"/>
-          <w:sz w:val="32"/>
-          <w:szCs w:val="32"/>
-        </w:rPr>
-        <w:t>Zoop</w:t>
-      </w:r>
-      <w:proofErr w:type="spellEnd"/>
-      <w:r>
-        <w:rPr>
-          <w:rFonts w:cstheme="minorHAnsi"/>
-          <w:sz w:val="32"/>
-          <w:szCs w:val="32"/>
-        </w:rPr>
-        <w:t xml:space="preserve">” </w:t>
+        <w:t xml:space="preserve"> sings the “Rocket Zoop” </w:t>
       </w:r>
       <w:r>
         <w:rPr>
@@ -3860,18 +3562,8 @@
           <w:sz w:val="32"/>
           <w:szCs w:val="32"/>
         </w:rPr>
-        <w:t xml:space="preserve">Aurora and </w:t>
-      </w:r>
-      <w:proofErr w:type="spellStart"/>
-      <w:r>
-        <w:rPr>
-          <w:rFonts w:cstheme="minorHAnsi"/>
-          <w:sz w:val="32"/>
-          <w:szCs w:val="32"/>
-        </w:rPr>
-        <w:t>StarPower</w:t>
-      </w:r>
-      <w:proofErr w:type="spellEnd"/>
+        <w:t>Aurora and StarPower</w:t>
+      </w:r>
       <w:r>
         <w:rPr>
           <w:rFonts w:cstheme="minorHAnsi"/>
@@ -4032,18 +3724,8 @@
           <w:sz w:val="32"/>
           <w:szCs w:val="32"/>
         </w:rPr>
-        <w:t xml:space="preserve">an </w:t>
-      </w:r>
-      <w:proofErr w:type="gramStart"/>
-      <w:r>
-        <w:rPr>
-          <w:rFonts w:cstheme="minorHAnsi"/>
-          <w:sz w:val="32"/>
-          <w:szCs w:val="32"/>
-        </w:rPr>
-        <w:t>avalanche</w:t>
-      </w:r>
-      <w:proofErr w:type="gramEnd"/>
+        <w:t>an avalanche</w:t>
+      </w:r>
       <w:r>
         <w:rPr>
           <w:rFonts w:cstheme="minorHAnsi"/>
@@ -4110,23 +3792,13 @@
           <w:szCs w:val="32"/>
         </w:rPr>
       </w:pPr>
-      <w:proofErr w:type="spellStart"/>
-      <w:r>
-        <w:rPr>
-          <w:rFonts w:cstheme="minorHAnsi"/>
-          <w:sz w:val="32"/>
-          <w:szCs w:val="32"/>
-        </w:rPr>
-        <w:t>StarPower</w:t>
-      </w:r>
-      <w:proofErr w:type="spellEnd"/>
-      <w:r>
-        <w:rPr>
-          <w:rFonts w:cstheme="minorHAnsi"/>
-          <w:sz w:val="32"/>
-          <w:szCs w:val="32"/>
-        </w:rPr>
-        <w:t xml:space="preserve"> </w:t>
+      <w:r>
+        <w:rPr>
+          <w:rFonts w:cstheme="minorHAnsi"/>
+          <w:sz w:val="32"/>
+          <w:szCs w:val="32"/>
+        </w:rPr>
+        <w:t xml:space="preserve">StarPower </w:t>
       </w:r>
       <w:r>
         <w:rPr>
@@ -5058,7 +4730,7 @@
           <w:szCs w:val="32"/>
         </w:rPr>
         <w:drawing>
-          <wp:anchor distT="0" distB="0" distL="114300" distR="114300" simplePos="0" relativeHeight="251653114" behindDoc="1" locked="0" layoutInCell="1" allowOverlap="1" wp14:anchorId="42FD5D2E" wp14:editId="6B4ECA2E">
+          <wp:anchor distT="0" distB="0" distL="114300" distR="114300" simplePos="0" relativeHeight="251653114" behindDoc="1" locked="0" layoutInCell="1" allowOverlap="1" wp14:anchorId="42FD5D2E" wp14:editId="1B56ABF4">
             <wp:simplePos x="0" y="0"/>
             <wp:positionH relativeFrom="page">
               <wp:posOffset>0</wp:posOffset>
